--- a/output/docx/es/BUFRCREX_CodeFlag_es_03.docx
+++ b/output/docx/es/BUFRCREX_CodeFlag_es_03.docx
@@ -3010,7 +3010,7 @@
                 <w:b w:val="0"/>
                 <w:sz w:val="16"/>
               </w:rPr>
-              <w:t>Note 91: En el descriptor 0 02 142, el número de serie o de identificación del tipo de instrumento de medición del ozono tiene una longitud de cuatro caracteres. Tratándose de instrumentos Dobson japoneses debe((n) omitirse el (los) dígito((s) inicial(es).</w:t>
+              <w:t>Note CF91: Valor relegado. Utilícese en su lugar la cifra de clave 6.</w:t>
             </w:r>
           </w:p>
         </w:tc>
